--- a/talleres/Taller_Newtons_Laws_English.docx
+++ b/talleres/Taller_Newtons_Laws_English.docx
@@ -185,7 +185,7 @@
           <w:i/>
           <w:sz w:val="20"/>
         </w:rPr>
-        <w:t>General problem-solving strategy: (1) think, (2) sketch, (3) research, (4) simplify, (5) calculate, (6) round, (7) analyse. Free-body diagrams and Newton's second law (ΣF = ma) are applied to each body; g = 9.8 m/s².</w:t>
+        <w:t>General problem-solving strategy: (1) think, (2) sketch, (3) research, (4) simplify, (5) calculate, (6) round, (7) analyse. Each step is briefly explained. Free-body diagrams and Newton's second law (ΣF = ma) are applied to each body; g = 9.8 m/s².</w:t>
       </w:r>
     </w:p>
     <w:p>
@@ -302,19 +302,28 @@
           <w:color w:val="2E5C8A"/>
           <w:sz w:val="23"/>
         </w:rPr>
-        <w:t>(a)  Constraint between the accelerations</w:t>
+        <w:t>Solution</w:t>
       </w:r>
     </w:p>
     <w:p>
       <w:pPr>
-        <w:spacing w:after="80"/>
+        <w:spacing w:before="60" w:after="20"/>
+        <w:ind w:left="170"/>
       </w:pPr>
       <w:r>
         <w:rPr>
-          <w:i w:val="0"/>
-          <w:sz w:val="22"/>
+          <w:b/>
+          <w:color w:val="C0392B"/>
+          <w:sz w:val="21"/>
         </w:rPr>
-        <w:t>A single string of tension T₁ runs from m₁, over the fixed pulley P₂, and around the movable pulley P₁ that carries m₂. Because two strands support the movable pulley, when m₁ advances a distance x the pulley (and m₂) moves only x/2. Differentiating twice:</w:t>
+        <w:t xml:space="preserve">Step 1.  </w:t>
+      </w:r>
+      <w:r>
+        <w:rPr>
+          <w:color w:val="333333"/>
+          <w:sz w:val="21"/>
+        </w:rPr>
+        <w:t>(a) Two strands support the movable pulley, so m₂ moves half as far as m₁; differentiate twice.</w:t>
       </w:r>
     </w:p>
     <w:p>
@@ -425,27 +434,23 @@
     </w:p>
     <w:p>
       <w:pPr>
-        <w:spacing w:before="120" w:after="40"/>
+        <w:spacing w:before="60" w:after="20"/>
+        <w:ind w:left="170"/>
       </w:pPr>
       <w:r>
         <w:rPr>
           <w:b/>
-          <w:color w:val="2E5C8A"/>
-          <w:sz w:val="23"/>
+          <w:color w:val="C0392B"/>
+          <w:sz w:val="21"/>
         </w:rPr>
-        <w:t>Newton's second law</w:t>
+        <w:t xml:space="preserve">Step 2.  </w:t>
       </w:r>
-    </w:p>
-    <w:p>
-      <w:pPr>
-        <w:spacing w:after="80"/>
-      </w:pPr>
       <w:r>
         <w:rPr>
-          <w:i w:val="0"/>
-          <w:sz w:val="22"/>
+          <w:color w:val="333333"/>
+          <w:sz w:val="21"/>
         </w:rPr>
-        <w:t>Block m₁ (frictionless table, single tension T₁):</w:t>
+        <w:t>Apply ΣF = ma to m₁ on the frictionless table (single tension T₁).</w:t>
       </w:r>
     </w:p>
     <w:p>
@@ -499,14 +504,23 @@
     </w:p>
     <w:p>
       <w:pPr>
-        <w:spacing w:after="80"/>
+        <w:spacing w:before="60" w:after="20"/>
+        <w:ind w:left="170"/>
       </w:pPr>
       <w:r>
         <w:rPr>
-          <w:i w:val="0"/>
-          <w:sz w:val="22"/>
+          <w:b/>
+          <w:color w:val="C0392B"/>
+          <w:sz w:val="21"/>
         </w:rPr>
-        <w:t>Block m₂ hangs from the movable pulley, so two strands (each T₁) pull it up; the net upward pull is T₂ = 2T₁:</w:t>
+        <w:t xml:space="preserve">Step 3.  </w:t>
+      </w:r>
+      <w:r>
+        <w:rPr>
+          <w:color w:val="333333"/>
+          <w:sz w:val="21"/>
+        </w:rPr>
+        <w:t>Apply ΣF = ma to m₂; two strands pull up, so the net upward force is 2T₁.</w:t>
       </w:r>
     </w:p>
     <w:p>
@@ -581,27 +595,23 @@
     </w:p>
     <w:p>
       <w:pPr>
-        <w:spacing w:before="120" w:after="40"/>
+        <w:spacing w:before="60" w:after="20"/>
+        <w:ind w:left="170"/>
       </w:pPr>
       <w:r>
         <w:rPr>
           <w:b/>
-          <w:color w:val="2E5C8A"/>
-          <w:sz w:val="23"/>
+          <w:color w:val="C0392B"/>
+          <w:sz w:val="21"/>
         </w:rPr>
-        <w:t>(c)  Solving for the accelerations</w:t>
+        <w:t xml:space="preserve">Step 4.  </w:t>
       </w:r>
-    </w:p>
-    <w:p>
-      <w:pPr>
-        <w:spacing w:after="80"/>
-      </w:pPr>
       <w:r>
         <w:rPr>
-          <w:i w:val="0"/>
-          <w:sz w:val="22"/>
+          <w:color w:val="333333"/>
+          <w:sz w:val="21"/>
         </w:rPr>
-        <w:t>Substituting T₁ = m₁a₁ = 2m₁a₂ into the m₂ equation:</w:t>
+        <w:t>(c) Substitute T₁ = m₁a₁ = 2m₁a₂ into the m₂ equation and solve for a₂; then a₁ = 2a₂.</w:t>
       </w:r>
     </w:p>
     <w:p>
@@ -689,84 +699,6 @@
           <m:sSub>
             <m:e>
               <m:r>
-                <m:t xml:space="preserve">m</m:t>
-              </m:r>
-            </m:e>
-            <m:sub>
-              <m:r>
-                <m:t xml:space="preserve">2</m:t>
-              </m:r>
-            </m:sub>
-          </m:sSub>
-          <m:r>
-            <m:t xml:space="preserve">g</m:t>
-          </m:r>
-          <m:r>
-            <m:t xml:space="preserve">=</m:t>
-          </m:r>
-          <m:d>
-            <m:dPr>
-              <m:begChr m:val="("/>
-              <m:endChr m:val=")"/>
-            </m:dPr>
-            <m:e>
-              <m:r>
-                <m:t xml:space="preserve">4</m:t>
-              </m:r>
-              <m:sSub>
-                <m:e>
-                  <m:r>
-                    <m:t xml:space="preserve">m</m:t>
-                  </m:r>
-                </m:e>
-                <m:sub>
-                  <m:r>
-                    <m:t xml:space="preserve">1</m:t>
-                  </m:r>
-                </m:sub>
-              </m:sSub>
-              <m:r>
-                <m:t xml:space="preserve">+</m:t>
-              </m:r>
-              <m:sSub>
-                <m:e>
-                  <m:r>
-                    <m:t xml:space="preserve">m</m:t>
-                  </m:r>
-                </m:e>
-                <m:sub>
-                  <m:r>
-                    <m:t xml:space="preserve">2</m:t>
-                  </m:r>
-                </m:sub>
-              </m:sSub>
-            </m:e>
-          </m:d>
-          <m:sSub>
-            <m:e>
-              <m:r>
-                <m:t xml:space="preserve">a</m:t>
-              </m:r>
-            </m:e>
-            <m:sub>
-              <m:r>
-                <m:t xml:space="preserve">2</m:t>
-              </m:r>
-            </m:sub>
-          </m:sSub>
-        </m:oMath>
-      </m:oMathPara>
-    </w:p>
-    <w:p>
-      <w:pPr>
-        <w:spacing w:before="80" w:after="120"/>
-        <w:jc w:val="center"/>
-      </w:pPr>
-      <m:oMathPara>
-        <m:oMath>
-          <m:sSub>
-            <m:e>
-              <m:r>
                 <m:t xml:space="preserve">a</m:t>
               </m:r>
             </m:e>
@@ -781,96 +713,6 @@
           </m:r>
           <m:f>
             <m:num>
-              <m:sSub>
-                <m:e>
-                  <m:r>
-                    <m:t xml:space="preserve">m</m:t>
-                  </m:r>
-                </m:e>
-                <m:sub>
-                  <m:r>
-                    <m:t xml:space="preserve">2</m:t>
-                  </m:r>
-                </m:sub>
-              </m:sSub>
-              <m:r>
-                <m:t xml:space="preserve">g</m:t>
-              </m:r>
-            </m:num>
-            <m:den>
-              <m:r>
-                <m:t xml:space="preserve">4</m:t>
-              </m:r>
-              <m:sSub>
-                <m:e>
-                  <m:r>
-                    <m:t xml:space="preserve">m</m:t>
-                  </m:r>
-                </m:e>
-                <m:sub>
-                  <m:r>
-                    <m:t xml:space="preserve">1</m:t>
-                  </m:r>
-                </m:sub>
-              </m:sSub>
-              <m:r>
-                <m:t xml:space="preserve">+</m:t>
-              </m:r>
-              <m:sSub>
-                <m:e>
-                  <m:r>
-                    <m:t xml:space="preserve">m</m:t>
-                  </m:r>
-                </m:e>
-                <m:sub>
-                  <m:r>
-                    <m:t xml:space="preserve">2</m:t>
-                  </m:r>
-                </m:sub>
-              </m:sSub>
-            </m:den>
-          </m:f>
-          <m:r>
-            <m:t xml:space="preserve">  ,   </m:t>
-          </m:r>
-          <m:sSub>
-            <m:e>
-              <m:r>
-                <m:t xml:space="preserve">a</m:t>
-              </m:r>
-            </m:e>
-            <m:sub>
-              <m:r>
-                <m:t xml:space="preserve">1</m:t>
-              </m:r>
-            </m:sub>
-          </m:sSub>
-          <m:r>
-            <m:t xml:space="preserve">=</m:t>
-          </m:r>
-          <m:r>
-            <m:t xml:space="preserve">2</m:t>
-          </m:r>
-          <m:sSub>
-            <m:e>
-              <m:r>
-                <m:t xml:space="preserve">a</m:t>
-              </m:r>
-            </m:e>
-            <m:sub>
-              <m:r>
-                <m:t xml:space="preserve">2</m:t>
-              </m:r>
-            </m:sub>
-          </m:sSub>
-          <m:r>
-            <m:t xml:space="preserve">=</m:t>
-          </m:r>
-          <m:f>
-            <m:num>
-              <m:r>
-                <m:t xml:space="preserve">2</m:t>
-              </m:r>
               <m:sSub>
                 <m:e>
                   <m:r>
@@ -1099,167 +941,24 @@
     </w:p>
     <w:p>
       <w:pPr>
-        <w:spacing w:before="120" w:after="40"/>
+        <w:spacing w:before="60" w:after="20"/>
+        <w:ind w:left="170"/>
       </w:pPr>
       <w:r>
         <w:rPr>
           <w:b/>
-          <w:color w:val="2E5C8A"/>
-          <w:sz w:val="23"/>
+          <w:color w:val="C0392B"/>
+          <w:sz w:val="21"/>
         </w:rPr>
-        <w:t>(b)  Tensions</w:t>
+        <w:t xml:space="preserve">Step 5.  </w:t>
       </w:r>
-    </w:p>
-    <w:p>
-      <w:pPr>
-        <w:spacing w:before="80" w:after="120"/>
-        <w:jc w:val="center"/>
-      </w:pPr>
-      <m:oMathPara>
-        <m:oMath>
-          <m:sSub>
-            <m:e>
-              <m:r>
-                <m:t xml:space="preserve">T</m:t>
-              </m:r>
-            </m:e>
-            <m:sub>
-              <m:r>
-                <m:t xml:space="preserve">1</m:t>
-              </m:r>
-            </m:sub>
-          </m:sSub>
-          <m:r>
-            <m:t xml:space="preserve">=</m:t>
-          </m:r>
-          <m:sSub>
-            <m:e>
-              <m:r>
-                <m:t xml:space="preserve">m</m:t>
-              </m:r>
-            </m:e>
-            <m:sub>
-              <m:r>
-                <m:t xml:space="preserve">1</m:t>
-              </m:r>
-            </m:sub>
-          </m:sSub>
-          <m:sSub>
-            <m:e>
-              <m:r>
-                <m:t xml:space="preserve">a</m:t>
-              </m:r>
-            </m:e>
-            <m:sub>
-              <m:r>
-                <m:t xml:space="preserve">1</m:t>
-              </m:r>
-            </m:sub>
-          </m:sSub>
-          <m:r>
-            <m:t xml:space="preserve">=</m:t>
-          </m:r>
-          <m:f>
-            <m:num>
-              <m:r>
-                <m:t xml:space="preserve">2</m:t>
-              </m:r>
-              <m:sSub>
-                <m:e>
-                  <m:r>
-                    <m:t xml:space="preserve">m</m:t>
-                  </m:r>
-                </m:e>
-                <m:sub>
-                  <m:r>
-                    <m:t xml:space="preserve">1</m:t>
-                  </m:r>
-                </m:sub>
-              </m:sSub>
-              <m:sSub>
-                <m:e>
-                  <m:r>
-                    <m:t xml:space="preserve">m</m:t>
-                  </m:r>
-                </m:e>
-                <m:sub>
-                  <m:r>
-                    <m:t xml:space="preserve">2</m:t>
-                  </m:r>
-                </m:sub>
-              </m:sSub>
-              <m:r>
-                <m:t xml:space="preserve">g</m:t>
-              </m:r>
-            </m:num>
-            <m:den>
-              <m:r>
-                <m:t xml:space="preserve">4</m:t>
-              </m:r>
-              <m:sSub>
-                <m:e>
-                  <m:r>
-                    <m:t xml:space="preserve">m</m:t>
-                  </m:r>
-                </m:e>
-                <m:sub>
-                  <m:r>
-                    <m:t xml:space="preserve">1</m:t>
-                  </m:r>
-                </m:sub>
-              </m:sSub>
-              <m:r>
-                <m:t xml:space="preserve">+</m:t>
-              </m:r>
-              <m:sSub>
-                <m:e>
-                  <m:r>
-                    <m:t xml:space="preserve">m</m:t>
-                  </m:r>
-                </m:e>
-                <m:sub>
-                  <m:r>
-                    <m:t xml:space="preserve">2</m:t>
-                  </m:r>
-                </m:sub>
-              </m:sSub>
-            </m:den>
-          </m:f>
-          <m:r>
-            <m:t xml:space="preserve">  ,   </m:t>
-          </m:r>
-          <m:sSub>
-            <m:e>
-              <m:r>
-                <m:t xml:space="preserve">T</m:t>
-              </m:r>
-            </m:e>
-            <m:sub>
-              <m:r>
-                <m:t xml:space="preserve">2</m:t>
-              </m:r>
-            </m:sub>
-          </m:sSub>
-          <m:r>
-            <m:t xml:space="preserve">=</m:t>
-          </m:r>
-          <m:r>
-            <m:t xml:space="preserve">2</m:t>
-          </m:r>
-          <m:sSub>
-            <m:e>
-              <m:r>
-                <m:t xml:space="preserve">T</m:t>
-              </m:r>
-            </m:e>
-            <m:sub>
-              <m:r>
-                <m:t xml:space="preserve">1</m:t>
-              </m:r>
-            </m:sub>
-          </m:sSub>
-        </m:oMath>
-      </m:oMathPara>
+      <w:r>
+        <w:rPr>
+          <w:color w:val="333333"/>
+          <w:sz w:val="21"/>
+        </w:rPr>
+        <w:t>(b) Back-substitute a₁ to get the string tension T₁; the movable pulley doubles it to T₂ = 2T₁.</w:t>
+      </w:r>
     </w:p>
     <w:tbl>
       <w:tblPr>
@@ -1616,31 +1315,49 @@
           <w:color w:val="2E5C8A"/>
           <w:sz w:val="23"/>
         </w:rPr>
-        <w:t>Free-body analysis</w:t>
+        <w:t>Solution</w:t>
       </w:r>
     </w:p>
     <w:p>
       <w:pPr>
-        <w:spacing w:after="80"/>
+        <w:spacing w:before="60" w:after="20"/>
+        <w:ind w:left="170"/>
       </w:pPr>
       <w:r>
         <w:rPr>
-          <w:i w:val="0"/>
-          <w:sz w:val="22"/>
+          <w:b/>
+          <w:color w:val="C0392B"/>
+          <w:sz w:val="21"/>
         </w:rPr>
-        <w:t>Because the cord runs over the fixed pulley, when B moves left, A moves right. There are two sliding contacts (A–B and B–floor), so three friction effects plus the cord tension resist the motion.</w:t>
+        <w:t xml:space="preserve">Step 1.  </w:t>
+      </w:r>
+      <w:r>
+        <w:rPr>
+          <w:color w:val="333333"/>
+          <w:sz w:val="21"/>
+        </w:rPr>
+        <w:t>The cord over the pulley makes A slide right when B moves left; identify the two sliding contacts (A–B and B–floor).</w:t>
       </w:r>
     </w:p>
     <w:p>
       <w:pPr>
-        <w:spacing w:after="80"/>
+        <w:spacing w:before="60" w:after="20"/>
+        <w:ind w:left="170"/>
       </w:pPr>
       <w:r>
         <w:rPr>
-          <w:i w:val="0"/>
-          <w:sz w:val="22"/>
+          <w:b/>
+          <w:color w:val="C0392B"/>
+          <w:sz w:val="21"/>
         </w:rPr>
-        <w:t>Block A (constant velocity): the cord tension balances the friction from B, with normal force N_A = w_A:</w:t>
+        <w:t xml:space="preserve">Step 2.  </w:t>
+      </w:r>
+      <w:r>
+        <w:rPr>
+          <w:color w:val="333333"/>
+          <w:sz w:val="21"/>
+        </w:rPr>
+        <w:t>Block A moves at constant speed, so the cord tension equals the friction from B (N_A = w_A).</w:t>
       </w:r>
     </w:p>
     <w:p>
@@ -1703,14 +1420,23 @@
     </w:p>
     <w:p>
       <w:pPr>
-        <w:spacing w:after="80"/>
+        <w:spacing w:before="60" w:after="20"/>
+        <w:ind w:left="170"/>
       </w:pPr>
       <w:r>
         <w:rPr>
-          <w:i w:val="0"/>
-          <w:sz w:val="22"/>
+          <w:b/>
+          <w:color w:val="C0392B"/>
+          <w:sz w:val="21"/>
         </w:rPr>
-        <w:t>Block B (constant velocity): F must overcome the cord tension T, the friction from A on top (μ_k·w_A), and the floor friction (μ_k·(w_A + w_B)):</w:t>
+        <w:t xml:space="preserve">Step 3.  </w:t>
+      </w:r>
+      <w:r>
+        <w:rPr>
+          <w:color w:val="333333"/>
+          <w:sz w:val="21"/>
+        </w:rPr>
+        <w:t>Block B moves at constant speed: F balances the tension, the friction from A on top, and the floor friction.</w:t>
       </w:r>
     </w:p>
     <w:p>
@@ -1808,6 +1534,27 @@
           </m:d>
         </m:oMath>
       </m:oMathPara>
+    </w:p>
+    <w:p>
+      <w:pPr>
+        <w:spacing w:before="60" w:after="20"/>
+        <w:ind w:left="170"/>
+      </w:pPr>
+      <w:r>
+        <w:rPr>
+          <w:b/>
+          <w:color w:val="C0392B"/>
+          <w:sz w:val="21"/>
+        </w:rPr>
+        <w:t xml:space="preserve">Step 4.  </w:t>
+      </w:r>
+      <w:r>
+        <w:rPr>
+          <w:color w:val="333333"/>
+          <w:sz w:val="21"/>
+        </w:rPr>
+        <w:t>Substitute the numbers and add.</w:t>
+      </w:r>
     </w:p>
     <w:p>
       <w:pPr>
@@ -1917,7 +1664,7 @@
           <w:i/>
           <w:sz w:val="19"/>
         </w:rPr>
-        <w:t>Note. The listed answer key of 2.52 N corresponds to the original textbook value w_A = 1.40 N; with that weight F = μ_k(3w_A + w_B) = 0.30(4.20 + 4.20) = 2.52 N. The value above (2.97 N) is the correct result for the weights printed in this exercise (w_A = 1.90 N).</w:t>
+        <w:t>Note. The listed answer key of 2.52 N corresponds to the original textbook value w_A = 1.40 N, for which F = μ_k(3w_A + w_B) = 0.30(4.20 + 4.20) = 2.52 N. The value above (2.97 N) is correct for the weight printed here (w_A = 1.90 N).</w:t>
       </w:r>
     </w:p>
     <w:p>
@@ -2034,32 +1781,49 @@
           <w:color w:val="2E5C8A"/>
           <w:sz w:val="23"/>
         </w:rPr>
-        <w:t>Setup</w:t>
+        <w:t>Solution</w:t>
       </w:r>
     </w:p>
     <w:p>
       <w:pPr>
-        <w:spacing w:after="80"/>
+        <w:spacing w:before="60" w:after="20"/>
+        <w:ind w:left="170"/>
       </w:pPr>
       <w:r>
         <w:rPr>
-          <w:i w:val="0"/>
-          <w:sz w:val="22"/>
+          <w:b/>
+          <w:color w:val="C0392B"/>
+          <w:sz w:val="21"/>
         </w:rPr>
-        <w:t>The arrangement is mechanically identical to Exercise 5, now completely frictionless. A single string (tension T) is attached to m₁, passes over the fixed pulley at the table edge, wraps around the movable pulley that holds m₂, and ends at a fixed hook. Two strands support the movable pulley.</w:t>
+        <w:t xml:space="preserve">Step 1.  </w:t>
+      </w:r>
+      <w:r>
+        <w:rPr>
+          <w:color w:val="333333"/>
+          <w:sz w:val="21"/>
+        </w:rPr>
+        <w:t>The layout is the frictionless version of Exercise 5: a single string, tension T, with two strands on the movable pulley (m₂).</w:t>
       </w:r>
     </w:p>
     <w:p>
       <w:pPr>
-        <w:spacing w:before="120" w:after="40"/>
+        <w:spacing w:before="60" w:after="20"/>
+        <w:ind w:left="170"/>
       </w:pPr>
       <w:r>
         <w:rPr>
           <w:b/>
-          <w:color w:val="2E5C8A"/>
-          <w:sz w:val="23"/>
+          <w:color w:val="C0392B"/>
+          <w:sz w:val="21"/>
         </w:rPr>
-        <w:t>(a)  Constraint and equations</w:t>
+        <w:t xml:space="preserve">Step 2.  </w:t>
+      </w:r>
+      <w:r>
+        <w:rPr>
+          <w:color w:val="333333"/>
+          <w:sz w:val="21"/>
+        </w:rPr>
+        <w:t>Constraint: m₁ moves twice as fast as m₂ because m₂ hangs from the movable pulley.</w:t>
       </w:r>
     </w:p>
     <w:p>
@@ -2104,14 +1868,23 @@
     </w:p>
     <w:p>
       <w:pPr>
-        <w:spacing w:after="80"/>
+        <w:spacing w:before="60" w:after="20"/>
+        <w:ind w:left="170"/>
       </w:pPr>
       <w:r>
         <w:rPr>
-          <w:i w:val="0"/>
-          <w:sz w:val="22"/>
+          <w:b/>
+          <w:color w:val="C0392B"/>
+          <w:sz w:val="21"/>
         </w:rPr>
-        <w:t>Block m₁ (frictionless table):</w:t>
+        <w:t xml:space="preserve">Step 3.  </w:t>
+      </w:r>
+      <w:r>
+        <w:rPr>
+          <w:color w:val="333333"/>
+          <w:sz w:val="21"/>
+        </w:rPr>
+        <w:t>Newton's second law for m₁ (frictionless table) and for m₂ (net upward pull 2T).</w:t>
       </w:r>
     </w:p>
     <w:p>
@@ -2151,28 +1924,9 @@
               </m:r>
             </m:sub>
           </m:sSub>
-        </m:oMath>
-      </m:oMathPara>
-    </w:p>
-    <w:p>
-      <w:pPr>
-        <w:spacing w:after="80"/>
-      </w:pPr>
-      <w:r>
-        <w:rPr>
-          <w:i w:val="0"/>
-          <w:sz w:val="22"/>
-        </w:rPr>
-        <w:t>Block m₂ (carried by the movable pulley, net upward pull 2T):</w:t>
-      </w:r>
-    </w:p>
-    <w:p>
-      <w:pPr>
-        <w:spacing w:before="80" w:after="120"/>
-        <w:jc w:val="center"/>
-      </w:pPr>
-      <m:oMathPara>
-        <m:oMath>
+          <m:r>
+            <m:t xml:space="preserve">   ,   </m:t>
+          </m:r>
           <m:sSub>
             <m:e>
               <m:r>
@@ -2229,27 +1983,23 @@
     </w:p>
     <w:p>
       <w:pPr>
-        <w:spacing w:before="120" w:after="40"/>
+        <w:spacing w:before="60" w:after="20"/>
+        <w:ind w:left="170"/>
       </w:pPr>
       <w:r>
         <w:rPr>
           <w:b/>
-          <w:color w:val="2E5C8A"/>
-          <w:sz w:val="23"/>
+          <w:color w:val="C0392B"/>
+          <w:sz w:val="21"/>
         </w:rPr>
-        <w:t>Solving</w:t>
+        <w:t xml:space="preserve">Step 4.  </w:t>
       </w:r>
-    </w:p>
-    <w:p>
-      <w:pPr>
-        <w:spacing w:after="80"/>
-      </w:pPr>
       <w:r>
         <w:rPr>
-          <w:i w:val="0"/>
-          <w:sz w:val="22"/>
+          <w:color w:val="333333"/>
+          <w:sz w:val="21"/>
         </w:rPr>
-        <w:t>With T = m₁a₁ = 2m₁a₂:</w:t>
+        <w:t>Substitute T = 2m₁a₂ and solve for a₂; then a₁ = 2a₂.</w:t>
       </w:r>
     </w:p>
     <w:p>
@@ -2604,7 +2354,7 @@
           <w:i/>
           <w:sz w:val="19"/>
         </w:rPr>
-        <w:t>Note. The movable pulley makes m₁ move twice as fast as m₂, hence a₁ = 2a₂ (the answer key's “a₁ = a₂” drops this factor of 2; its value of a₂ is consistent with the 2 : 1 pulley shown).</w:t>
+        <w:t>Note. The movable pulley makes a₁ = 2a₂ (the answer key's “a₁ = a₂” drops the factor of 2; its value of a₂ matches the 2 : 1 pulley shown).</w:t>
       </w:r>
     </w:p>
     <w:p>
@@ -2721,19 +2471,28 @@
           <w:color w:val="2E5C8A"/>
           <w:sz w:val="23"/>
         </w:rPr>
-        <w:t>Key idea</w:t>
+        <w:t>Solution</w:t>
       </w:r>
     </w:p>
     <w:p>
       <w:pPr>
-        <w:spacing w:after="80"/>
+        <w:spacing w:before="60" w:after="20"/>
+        <w:ind w:left="170"/>
       </w:pPr>
       <w:r>
         <w:rPr>
-          <w:i w:val="0"/>
-          <w:sz w:val="22"/>
+          <w:b/>
+          <w:color w:val="C0392B"/>
+          <w:sz w:val="21"/>
         </w:rPr>
-        <w:t>The monkey (mass m) and the bananas (mass m) are equal. Applying Newton's second law to each body with the same rope tension T (upward positive):</w:t>
+        <w:t xml:space="preserve">Step 1.  </w:t>
+      </w:r>
+      <w:r>
+        <w:rPr>
+          <w:color w:val="333333"/>
+          <w:sz w:val="21"/>
+        </w:rPr>
+        <w:t>Write ΣF = ma for the monkey and for the bananas with the same tension T (equal masses m).</w:t>
       </w:r>
     </w:p>
     <w:p>
@@ -2769,7 +2528,7 @@
             </m:e>
             <m:sub>
               <m:r>
-                <m:t xml:space="preserve">monkey</m:t>
+                <m:t xml:space="preserve">mon</m:t>
               </m:r>
             </m:sub>
           </m:sSub>
@@ -2802,7 +2561,7 @@
             </m:e>
             <m:sub>
               <m:r>
-                <m:t xml:space="preserve">bananas</m:t>
+                <m:t xml:space="preserve">ban</m:t>
               </m:r>
             </m:sub>
           </m:sSub>
@@ -2811,39 +2570,44 @@
     </w:p>
     <w:p>
       <w:pPr>
-        <w:spacing w:after="80"/>
+        <w:spacing w:before="60" w:after="20"/>
+        <w:ind w:left="170"/>
       </w:pPr>
       <w:r>
         <w:rPr>
-          <w:i w:val="0"/>
-          <w:sz w:val="22"/>
+          <w:b/>
+          <w:color w:val="C0392B"/>
+          <w:sz w:val="21"/>
         </w:rPr>
-        <w:t>The two equations are identical, so the monkey and the bananas always have the same acceleration (and, starting from rest, the same velocity) measured from the ground.</w:t>
+        <w:t xml:space="preserve">Step 2.  </w:t>
+      </w:r>
+      <w:r>
+        <w:rPr>
+          <w:color w:val="333333"/>
+          <w:sz w:val="21"/>
+        </w:rPr>
+        <w:t>The two equations are identical, so both bodies always share the same acceleration and velocity.</w:t>
       </w:r>
     </w:p>
     <w:p>
       <w:pPr>
-        <w:spacing w:before="120" w:after="40"/>
+        <w:spacing w:before="60" w:after="20"/>
+        <w:ind w:left="170"/>
       </w:pPr>
       <w:r>
         <w:rPr>
           <w:b/>
-          <w:color w:val="2E5C8A"/>
-          <w:sz w:val="23"/>
+          <w:color w:val="C0392B"/>
+          <w:sz w:val="21"/>
         </w:rPr>
-        <w:t>(a)  Do the bananas move up, down, or stay at rest?</w:t>
+        <w:t xml:space="preserve">Step 3.  </w:t>
       </w:r>
-    </w:p>
-    <w:p>
-      <w:pPr>
-        <w:spacing w:after="80"/>
-      </w:pPr>
       <w:r>
         <w:rPr>
-          <w:i w:val="0"/>
-          <w:sz w:val="22"/>
+          <w:color w:val="333333"/>
+          <w:sz w:val="21"/>
         </w:rPr>
-        <w:t>When the monkey climbs, she increases the tension, so T &gt; mg and both bodies accelerate upward equally. The bananas move UP, at the same rate as the monkey.</w:t>
+        <w:t>(a) Climbing raises T above mg, so both accelerate upward equally — the bananas rise.</w:t>
       </w:r>
     </w:p>
     <w:tbl>
@@ -2888,27 +2652,23 @@
     </w:p>
     <w:p>
       <w:pPr>
-        <w:spacing w:before="120" w:after="40"/>
+        <w:spacing w:before="60" w:after="20"/>
+        <w:ind w:left="170"/>
       </w:pPr>
       <w:r>
         <w:rPr>
           <w:b/>
-          <w:color w:val="2E5C8A"/>
-          <w:sz w:val="23"/>
+          <w:color w:val="C0392B"/>
+          <w:sz w:val="21"/>
         </w:rPr>
-        <w:t>(b)  Distance between monkey and bananas</w:t>
+        <w:t xml:space="preserve">Step 4.  </w:t>
       </w:r>
-    </w:p>
-    <w:p>
-      <w:pPr>
-        <w:spacing w:after="80"/>
-      </w:pPr>
       <w:r>
         <w:rPr>
-          <w:i w:val="0"/>
-          <w:sz w:val="22"/>
+          <w:color w:val="333333"/>
+          <w:sz w:val="21"/>
         </w:rPr>
-        <w:t>Since both rise with identical velocity relative to the ground, the vertical gap between them does not change.</w:t>
+        <w:t>(b) Equal ground velocities mean the vertical gap does not change.</w:t>
       </w:r>
     </w:p>
     <w:tbl>
@@ -2953,27 +2713,23 @@
     </w:p>
     <w:p>
       <w:pPr>
-        <w:spacing w:before="120" w:after="40"/>
+        <w:spacing w:before="60" w:after="20"/>
+        <w:ind w:left="170"/>
       </w:pPr>
       <w:r>
         <w:rPr>
           <w:b/>
-          <w:color w:val="2E5C8A"/>
-          <w:sz w:val="23"/>
+          <w:color w:val="C0392B"/>
+          <w:sz w:val="21"/>
         </w:rPr>
-        <w:t>(c)  After the monkey releases the rope</w:t>
+        <w:t xml:space="preserve">Step 5.  </w:t>
       </w:r>
-    </w:p>
-    <w:p>
-      <w:pPr>
-        <w:spacing w:after="80"/>
-      </w:pPr>
       <w:r>
         <w:rPr>
-          <w:i w:val="0"/>
-          <w:sz w:val="22"/>
+          <w:color w:val="333333"/>
+          <w:sz w:val="21"/>
         </w:rPr>
-        <w:t>With no one holding one end, the rope tension drops to zero, so the monkey and the bananas are both in free fall with acceleration g. Their velocities change identically, so the gap between them is unchanged.</w:t>
+        <w:t>(c) Releasing the rope sets T = 0, so both are in free fall at g and keep the same gap.</w:t>
       </w:r>
     </w:p>
     <w:tbl>
@@ -3018,27 +2774,23 @@
     </w:p>
     <w:p>
       <w:pPr>
-        <w:spacing w:before="120" w:after="40"/>
+        <w:spacing w:before="60" w:after="20"/>
+        <w:ind w:left="170"/>
       </w:pPr>
       <w:r>
         <w:rPr>
           <w:b/>
-          <w:color w:val="2E5C8A"/>
-          <w:sz w:val="23"/>
+          <w:color w:val="C0392B"/>
+          <w:sz w:val="21"/>
         </w:rPr>
-        <w:t>(d)  The monkey grabs the rope to stop her fall</w:t>
+        <w:t xml:space="preserve">Step 6.  </w:t>
       </w:r>
-    </w:p>
-    <w:p>
-      <w:pPr>
-        <w:spacing w:after="80"/>
-      </w:pPr>
       <w:r>
         <w:rPr>
-          <w:i w:val="0"/>
-          <w:sz w:val="22"/>
+          <w:color w:val="333333"/>
+          <w:sz w:val="21"/>
         </w:rPr>
-        <w:t>Grabbing the rope restores the tension. Equal masses again force equal accelerations, so the same braking that stops the monkey also acts on the bananas. Having equal downward speeds, both decelerate together and come to rest.</w:t>
+        <w:t>(d) Grabbing the rope restores T; equal masses decelerate identically, so both come to rest together.</w:t>
       </w:r>
     </w:p>
     <w:tbl>
